--- a/tillsyn/A 52079-2024 tillsynsbegäran.docx
+++ b/tillsyn/A 52079-2024 tillsynsbegäran.docx
@@ -582,7 +582,7 @@
     <w:r>
       <w:tab/>
       <w:tab/>
-      <w:t>2025-04-12</w:t>
+      <w:t>2025-04-13</w:t>
       <w:br/>
       <w:br/>
     </w:r>

--- a/tillsyn/A 52079-2024 tillsynsbegäran.docx
+++ b/tillsyn/A 52079-2024 tillsynsbegäran.docx
@@ -35,7 +35,7 @@
     </w:p>
     <w:p>
       <w:r>
-        <w:t>I avverkningsanmälan har följande 7 naturvårdsarter hittats: garnlav (NT), granticka (NT), harticka (NT), lunglav (NT), skrovellav (NT), tretåig hackspett (NT, §4) och stuplav (S). Av dessa är 6 rödlistade. För rödlistade arter har rödlistekategorin angivits inom parentes. Arter som är signalarter enligt Skogsstyrelsen har markerats med (S). För fridlysta arter anges även paragrafen i Artskyddsförordningen som arten är fridlyst enligt.</w:t>
+        <w:t>I avverkningsanmälan har följande 10 naturvårdsarter hittats: doftticka (VU, §8), garnlav (NT), granticka (NT), harticka (NT), lunglav (NT), skrovellav (NT), spillkråka (NT, §4), tretåig hackspett (NT, §4), stuplav (S) och lavskrika (§4). Av dessa är 8 rödlistade. För rödlistade arter har rödlistekategorin angivits inom parentes. Arter som är signalarter enligt Skogsstyrelsen har markerats med (S). För fridlysta arter anges även paragrafen i Artskyddsförordningen som arten är fridlyst enligt.</w:t>
       </w:r>
     </w:p>
     <w:p>
@@ -162,7 +162,7 @@
     </w:p>
     <w:p>
       <w:r>
-        <w:t>Följande fridlysta arter har sina livsmiljöer och växtplatser i den avverkningsanmälda skogen: tretåig hackspett (NT, §4).</w:t>
+        <w:t>Följande fridlysta arter har sina livsmiljöer och växtplatser i den avverkningsanmälda skogen: doftticka (VU, §8), spillkråka (NT, §4), tretåig hackspett (NT, §4) och lavskrika (§4).</w:t>
       </w:r>
     </w:p>
     <w:p>
@@ -184,10 +184,43 @@
         <w:rPr>
           <w:b/>
         </w:rPr>
+        <w:t>Doftticka (VU, §8)</w:t>
+      </w:r>
+      <w:r>
+        <w:t xml:space="preserve"> är rödlistad som sårbar (VU) och fridlyst enligt 8§ artskyddsförordningen. Den är även globalt rödlistad som Nära hotad (NT) vilket innebär att Sverige har ett internationellt ansvar för arten. Doftticka är beroende av hög och jämn luftfuktighet i gamla, ostörda skogsmiljöer och är känslig för snabba förändringar av ljus-/vindförhållanden eller uttorkning. Dofttickan är placerad i toppen av Skogsstyrelsens värdepyramid för bedömning av skog med höga naturvärden och signalerar alltid gamla sälgar och skogsområden med höga naturvärden. Avverkning av värdträd (främst sälg) utgör det största hotet och när gamla och olikåldriga skogar med sälg avverkas försvinner oftast sälgen. Dofttickan har minskat med ca 30 % under de senaste 30 åren (IUCN Redlist, 2024; Nitare &amp; Skogsstyrelsen, 2019; SLU Artdatabanken, 2024).</w:t>
+      </w:r>
+    </w:p>
+    <w:p>
+      <w:r>
+        <w:rPr>
+          <w:b/>
+        </w:rPr>
+        <w:t>Lavskrika (§4)</w:t>
+      </w:r>
+      <w:r>
+        <w:t>, prioriterad art i Skogsvårdslagen, är en mycket stationär fågel, som häckar i äldre, slutna och hänglavsrika barrskogar. Reviren är livslånga med hemområden som varierar mellan 50 och 150 ha. Inom ett revir av hög kvalitet finns det som regel ett eller flera kärnområden (1–20 ha) med relativt tät flerskiktad granskog. Arten missgynnas när flerskiktad skog omförs till enskiktade bestånd och även röjning och hård gallring är starkt negativt. Lavskrikan har relativt stora hemområden och försvinner när den äldre skogen fragmenteras, särskilt allvarligt är när kärnområdena avverkas. (Skogsstyrelsen 2016). Populationen har minskat med 20–40 % de senaste 30 åren. Arten försvinner successivt framför allt vid dess utbredningsgränser (SLU Artdatabanken, 2021).</w:t>
+      </w:r>
+    </w:p>
+    <w:p>
+      <w:r>
+        <w:rPr>
+          <w:b/>
+        </w:rPr>
+        <w:t>Spillkråka (NT, §4)</w:t>
+      </w:r>
+      <w:r>
+        <w:t xml:space="preserve"> är rödlistad som nära hotad och ingår i bilaga 1 i EU:s fågeldirektiv. Den minskar i population på grund av minskad tillgång på lämpliga bo- och födoträd och minskad födotillgång. Spillkråkans minskningstakt har uppgått till 19 (24–10) % under de senaste 15 åren. Minskningstakten för den svenska populationen bedöms vara nära gränsvärdet för Sårbar (VU) (A2bc). Skogsbruk med korta omloppstider och täta, homogena ungskogar utgör det största hotet, (SLU Artdatabanken, 2023).</w:t>
+      </w:r>
+    </w:p>
+    <w:p>
+      <w:r>
+        <w:rPr>
+          <w:b/>
+        </w:rPr>
         <w:t>Tretåig hackspett (NT, §4)</w:t>
       </w:r>
       <w:r>
-        <w:t xml:space="preserve"> är rödlistad som nära hotad och ingår i bilaga 1 i EU:s fågeldirektiv. Tretåig hackspett är för sin överlevnad beroende av kontinuerlig tillförsel av äldre döende och död ved, som sker genom naturliga självgallringsprocesser i äldre grannaturskogar och barrblandade naturskogar. Om en skog genom skogsbruk gallras eller glesas ur så upphör och uteblir i stort sett den naturliga självgallringsprocessen för mycket lång tid framöver vilket omöjliggör upprätthållandet av den kontinuerliga ekologiska funktionen i ett område. Det finns studier som visar att naturskogens självgallringsprocess som den tretåiga hackspetten är beroende av, inte kan ersättas med efterlämnad hänsyn i skogsbruket (Imbeau &amp; Desrochers, 2002). Storleken på häckningsreviret varierar med skogstypen, förekomsten av död ved och graden av fragmentering, men är i allmänhet i storleksordningen 25–100 hektar. Vintertid krävs ofta betydligt större områden och det finns studier som antyder att arten behöver minst 100 hektar äldre skog. I områden med låg bonitet kan det behövas över 200 hektar lämpligt habitat för att ett par ska kunna reproducera sig (Skogsstyrelsen, 2016).</w:t>
+        <w:t xml:space="preserve"> är rödlistad som nära hotad och ingår i bilaga 1 i EU:s fågeldirektiv. Tretåig hackspett är för sin överlevnad beroende av kontinuerlig tillförsel av äldre döende och död ved, som sker genom naturliga självgallringsprocesser i äldre grannaturskogar och barrblandade naturskogar. Om en skog genom skogsbruk gallras eller glesas ur så upphör och uteblir i stort sett den naturliga självgallringsprocessen för mycket lång tid framöver vilket omöjliggör upprätthållandet av den kontinuerliga ekologiska funktionen i ett område. Det finns studier som visar att naturskogens självgallringsprocess som den tretåiga hackspetten är beroende av, inte kan ersättas med efterlämnad hänsyn i skogsbruket (Imbeau &amp; Desrochers, 2002). Storleken på häckningsreviret varierar med skogstypen, förekomsten av död ved och graden av fragmentering, men är i allmänhet i storleksordningen 25–100 hektar. Vintertid krävs ofta betydligt större områden och det finns studier som antyder att arten behöver minst 100 hektar äldre skog. I områden med låg bonitet kan det behövas över 200 hektar lämpligt habitat för att ett par ska kunna reproducera sig. Områden med dokumenterad permanent förekomst i naturskogsmiljöer har vanligen så stora naturvärden att skogsbruk är olämpligt (Skogsstyrelsen, 2016).</w:t>
       </w:r>
     </w:p>
     <w:p>
@@ -208,6 +241,83 @@
         <w:t>BILAGA 1 –</w:t>
         <w:br/>
         <w:t>Fridlysta och rödlistade arter</w:t>
+      </w:r>
+    </w:p>
+    <w:p>
+      <w:pPr>
+        <w:pStyle w:val="Heading1"/>
+      </w:pPr>
+      <w:r>
+        <w:t>Lavskrika – ekologi samt krav på livsmiljön</w:t>
+      </w:r>
+    </w:p>
+    <w:p>
+      <w:r>
+        <w:t>Lavskrikan är fridlyst enligt 4 § artskyddsförordningen (2007:845) och ingår i förteckningen över prioriterade arter i Skogsstyrelsens föreskrifter och allmänna råd (SKSFS 2011:7) bilaga 4.</w:t>
+      </w:r>
+    </w:p>
+    <w:p>
+      <w:r>
+        <w:t xml:space="preserve">I Skogsstyrelsens vägledning för hänsyn till fåglar står bland annat att: </w:t>
+      </w:r>
+      <w:r>
+        <w:rPr>
+          <w:i/>
+        </w:rPr>
+        <w:t>“Reviren är livslånga med hemområden som varierar mellan 50 och 150 ha. Hemområdena har inga fasta gränser utan det handlar mera om de yttre gränserna för familjegruppernas rörelser. Lavskrikan undviker att förflytta sig över stora öppna områden och hemområdesstorleken är därför större i områden fragmenterade av hyggen och yngre skog än i områden med i sammanhängande äldre skog. Det finns studier som antyder att det inom ett revir bör finnas maximalt 15 % öppna ytor och ungskog. Inom ett revir av hög kvalitet finns det som regel ett eller flera kärnområden (1–20 ha) med relativt tät flerskiktad granskog.”</w:t>
+      </w:r>
+      <w:r>
+        <w:t xml:space="preserve"> Vidare att: </w:t>
+      </w:r>
+      <w:r>
+        <w:rPr>
+          <w:i/>
+        </w:rPr>
+        <w:t>“Arten missgynnas när flerskiktad skog omförs till enskiktade bestånd. Även skogsskötsel med återkommande röjning och hård gallring är starkt negativt. Lavskrikan har relativt stora hemområden och försvinner när den äldre skogen fragmenteras, särskilt allvarligt är när kärnområdena avverkas.”</w:t>
+      </w:r>
+      <w:r>
+        <w:t xml:space="preserve"> (Skogsstyrelsen 2016).</w:t>
+      </w:r>
+    </w:p>
+    <w:p>
+      <w:r>
+        <w:t>Populationen har minskat med 20–40 % de senaste 30 åren, men i Svensk Fågeltaxerings standardrutter varierar antalet kraftigt och ingen minskning kan skönjas de senaste 18 åren. Arten försvinner successivt framför allt vid dess utbredningsgränser (SLU Artdatabanken, 2022).</w:t>
+      </w:r>
+    </w:p>
+    <w:p>
+      <w:pPr>
+        <w:pStyle w:val="Heading2"/>
+      </w:pPr>
+      <w:r>
+        <w:t>Referenser – lavskrika</w:t>
+      </w:r>
+    </w:p>
+    <w:p>
+      <w:r>
+        <w:t xml:space="preserve">Skogsstyrelsen, 2016. </w:t>
+      </w:r>
+      <w:r>
+        <w:rPr>
+          <w:i/>
+        </w:rPr>
+        <w:t xml:space="preserve">Vägledning för hänsyn till fåglar – lavskrika. </w:t>
+      </w:r>
+      <w:r>
+        <w:t>https://www.skogsstyrelsen.se/globalassets/lag-och-tillsyn/artskydd/vagledningar-for-hansyn-till-faglar/lavskrika-vagledning-hansyn.pdf</w:t>
+      </w:r>
+    </w:p>
+    <w:p>
+      <w:r>
+        <w:t xml:space="preserve">SLU Artdatabanken, 2021. </w:t>
+      </w:r>
+      <w:r>
+        <w:rPr>
+          <w:i/>
+        </w:rPr>
+        <w:t xml:space="preserve">Artfaktablad. Naturvård – artfakta. </w:t>
+      </w:r>
+      <w:r>
+        <w:t>SLU Artdatabanken, Uppsala</w:t>
       </w:r>
     </w:p>
     <w:p>
@@ -289,6 +399,46 @@
       </w:r>
       <w:r>
         <w:t>SLU Artdatabanken, Uppsala.</w:t>
+      </w:r>
+    </w:p>
+    <w:p>
+      <w:pPr>
+        <w:pStyle w:val="Heading1"/>
+      </w:pPr>
+      <w:r>
+        <w:t>Spillkråka – ekologi samt krav på livsmiljön</w:t>
+      </w:r>
+    </w:p>
+    <w:p>
+      <w:r>
+        <w:t>Spillkråka (NT) är rödlistad som nära hotad, fridlyst enligt §4 Artskyddsförordningen och ingår i bilaga 1 i EU:s fågeldirektiv. Spillkråka lever i både barr- och blandskog liksom i ren lövskog. De tätaste populationerna tenderar att finnas i äldre, variationsrik blandskog med gott om död ved och gamla träd.</w:t>
+      </w:r>
+    </w:p>
+    <w:p>
+      <w:r>
+        <w:t>Varje par utnyttjar 400–1000 hektar skog beroende på skogens kvalitet. En minskning av populationen pågår på grund av minskad tillgång på lämpliga bo- och födoträd och minskad födotillgång. Spillkråkans minskningstakt har uppgått till 19 (24–10) % under de senaste 15 åren. Minskningstakten för den svenska populationen bedöms vara nära gränsvärdet för Sårbar (VU) (A2bc). Skogsbruk med korta omloppstider och täta, homogena ungskogar utgör det största hotet (Artdatabanken 2023).</w:t>
+      </w:r>
+    </w:p>
+    <w:p>
+      <w:pPr>
+        <w:pStyle w:val="Heading2"/>
+      </w:pPr>
+      <w:r>
+        <w:t>Referenser – spillkråka</w:t>
+      </w:r>
+    </w:p>
+    <w:p>
+      <w:r>
+        <w:t xml:space="preserve">SLU Artdatabanken, 2021. </w:t>
+      </w:r>
+      <w:r>
+        <w:rPr>
+          <w:i/>
+        </w:rPr>
+        <w:t xml:space="preserve">Artfaktablad. Naturvård – artfakta. </w:t>
+      </w:r>
+      <w:r>
+        <w:t>SLU Artdatabanken, Uppsala</w:t>
       </w:r>
     </w:p>
     <w:p>
@@ -582,7 +732,7 @@
     <w:r>
       <w:tab/>
       <w:tab/>
-      <w:t>2025-04-13</w:t>
+      <w:t>2025-04-14</w:t>
       <w:br/>
       <w:br/>
     </w:r>

--- a/tillsyn/A 52079-2024 tillsynsbegäran.docx
+++ b/tillsyn/A 52079-2024 tillsynsbegäran.docx
@@ -732,7 +732,7 @@
     <w:r>
       <w:tab/>
       <w:tab/>
-      <w:t>2025-04-14</w:t>
+      <w:t>2025-04-15</w:t>
       <w:br/>
       <w:br/>
     </w:r>

--- a/tillsyn/A 52079-2024 tillsynsbegäran.docx
+++ b/tillsyn/A 52079-2024 tillsynsbegäran.docx
@@ -732,7 +732,7 @@
     <w:r>
       <w:tab/>
       <w:tab/>
-      <w:t>2025-04-15</w:t>
+      <w:t>2025-04-16</w:t>
       <w:br/>
       <w:br/>
     </w:r>

--- a/tillsyn/A 52079-2024 tillsynsbegäran.docx
+++ b/tillsyn/A 52079-2024 tillsynsbegäran.docx
@@ -732,7 +732,7 @@
     <w:r>
       <w:tab/>
       <w:tab/>
-      <w:t>2025-04-16</w:t>
+      <w:t>2025-04-17</w:t>
       <w:br/>
       <w:br/>
     </w:r>

--- a/tillsyn/A 52079-2024 tillsynsbegäran.docx
+++ b/tillsyn/A 52079-2024 tillsynsbegäran.docx
@@ -732,7 +732,7 @@
     <w:r>
       <w:tab/>
       <w:tab/>
-      <w:t>2025-04-17</w:t>
+      <w:t>2025-04-18</w:t>
       <w:br/>
       <w:br/>
     </w:r>

--- a/tillsyn/A 52079-2024 tillsynsbegäran.docx
+++ b/tillsyn/A 52079-2024 tillsynsbegäran.docx
@@ -732,7 +732,7 @@
     <w:r>
       <w:tab/>
       <w:tab/>
-      <w:t>2025-04-18</w:t>
+      <w:t>2025-04-19</w:t>
       <w:br/>
       <w:br/>
     </w:r>

--- a/tillsyn/A 52079-2024 tillsynsbegäran.docx
+++ b/tillsyn/A 52079-2024 tillsynsbegäran.docx
@@ -754,7 +754,7 @@
     <w:r>
       <w:tab/>
       <w:tab/>
-      <w:t>2025-05-03</w:t>
+      <w:t>2025-05-04</w:t>
       <w:br/>
       <w:br/>
     </w:r>

--- a/tillsyn/A 52079-2024 tillsynsbegäran.docx
+++ b/tillsyn/A 52079-2024 tillsynsbegäran.docx
@@ -754,7 +754,7 @@
     <w:r>
       <w:tab/>
       <w:tab/>
-      <w:t>2025-05-04</w:t>
+      <w:t>2025-05-06</w:t>
       <w:br/>
       <w:br/>
     </w:r>

--- a/tillsyn/A 52079-2024 tillsynsbegäran.docx
+++ b/tillsyn/A 52079-2024 tillsynsbegäran.docx
@@ -754,7 +754,7 @@
     <w:r>
       <w:tab/>
       <w:tab/>
-      <w:t>2025-05-06</w:t>
+      <w:t>2025-05-07</w:t>
       <w:br/>
       <w:br/>
     </w:r>

--- a/tillsyn/A 52079-2024 tillsynsbegäran.docx
+++ b/tillsyn/A 52079-2024 tillsynsbegäran.docx
@@ -754,7 +754,7 @@
     <w:r>
       <w:tab/>
       <w:tab/>
-      <w:t>2025-05-07</w:t>
+      <w:t>2025-05-08</w:t>
       <w:br/>
       <w:br/>
     </w:r>

--- a/tillsyn/A 52079-2024 tillsynsbegäran.docx
+++ b/tillsyn/A 52079-2024 tillsynsbegäran.docx
@@ -754,7 +754,7 @@
     <w:r>
       <w:tab/>
       <w:tab/>
-      <w:t>2025-05-08</w:t>
+      <w:t>2025-05-09</w:t>
       <w:br/>
       <w:br/>
     </w:r>

--- a/tillsyn/A 52079-2024 tillsynsbegäran.docx
+++ b/tillsyn/A 52079-2024 tillsynsbegäran.docx
@@ -754,7 +754,7 @@
     <w:r>
       <w:tab/>
       <w:tab/>
-      <w:t>2025-05-09</w:t>
+      <w:t>2025-05-10</w:t>
       <w:br/>
       <w:br/>
     </w:r>

--- a/tillsyn/A 52079-2024 tillsynsbegäran.docx
+++ b/tillsyn/A 52079-2024 tillsynsbegäran.docx
@@ -754,7 +754,7 @@
     <w:r>
       <w:tab/>
       <w:tab/>
-      <w:t>2025-05-10</w:t>
+      <w:t>2025-05-11</w:t>
       <w:br/>
       <w:br/>
     </w:r>

--- a/tillsyn/A 52079-2024 tillsynsbegäran.docx
+++ b/tillsyn/A 52079-2024 tillsynsbegäran.docx
@@ -754,7 +754,7 @@
     <w:r>
       <w:tab/>
       <w:tab/>
-      <w:t>2025-05-11</w:t>
+      <w:t>2025-05-12</w:t>
       <w:br/>
       <w:br/>
     </w:r>

--- a/tillsyn/A 52079-2024 tillsynsbegäran.docx
+++ b/tillsyn/A 52079-2024 tillsynsbegäran.docx
@@ -754,7 +754,7 @@
     <w:r>
       <w:tab/>
       <w:tab/>
-      <w:t>2025-05-12</w:t>
+      <w:t>2025-05-13</w:t>
       <w:br/>
       <w:br/>
     </w:r>

--- a/tillsyn/A 52079-2024 tillsynsbegäran.docx
+++ b/tillsyn/A 52079-2024 tillsynsbegäran.docx
@@ -754,7 +754,7 @@
     <w:r>
       <w:tab/>
       <w:tab/>
-      <w:t>2025-05-13</w:t>
+      <w:t>2025-05-14</w:t>
       <w:br/>
       <w:br/>
     </w:r>

--- a/tillsyn/A 52079-2024 tillsynsbegäran.docx
+++ b/tillsyn/A 52079-2024 tillsynsbegäran.docx
@@ -754,7 +754,7 @@
     <w:r>
       <w:tab/>
       <w:tab/>
-      <w:t>2025-05-14</w:t>
+      <w:t>2025-05-15</w:t>
       <w:br/>
       <w:br/>
     </w:r>

--- a/tillsyn/A 52079-2024 tillsynsbegäran.docx
+++ b/tillsyn/A 52079-2024 tillsynsbegäran.docx
@@ -754,7 +754,7 @@
     <w:r>
       <w:tab/>
       <w:tab/>
-      <w:t>2025-05-15</w:t>
+      <w:t>2025-05-16</w:t>
       <w:br/>
       <w:br/>
     </w:r>

--- a/tillsyn/A 52079-2024 tillsynsbegäran.docx
+++ b/tillsyn/A 52079-2024 tillsynsbegäran.docx
@@ -754,7 +754,7 @@
     <w:r>
       <w:tab/>
       <w:tab/>
-      <w:t>2025-05-16</w:t>
+      <w:t>2025-05-17</w:t>
       <w:br/>
       <w:br/>
     </w:r>

--- a/tillsyn/A 52079-2024 tillsynsbegäran.docx
+++ b/tillsyn/A 52079-2024 tillsynsbegäran.docx
@@ -754,7 +754,7 @@
     <w:r>
       <w:tab/>
       <w:tab/>
-      <w:t>2025-05-17</w:t>
+      <w:t>2025-05-18</w:t>
       <w:br/>
       <w:br/>
     </w:r>

--- a/tillsyn/A 52079-2024 tillsynsbegäran.docx
+++ b/tillsyn/A 52079-2024 tillsynsbegäran.docx
@@ -754,7 +754,7 @@
     <w:r>
       <w:tab/>
       <w:tab/>
-      <w:t>2025-05-18</w:t>
+      <w:t>2025-05-19</w:t>
       <w:br/>
       <w:br/>
     </w:r>

--- a/tillsyn/A 52079-2024 tillsynsbegäran.docx
+++ b/tillsyn/A 52079-2024 tillsynsbegäran.docx
@@ -754,7 +754,7 @@
     <w:r>
       <w:tab/>
       <w:tab/>
-      <w:t>2025-05-19</w:t>
+      <w:t>2025-05-20</w:t>
       <w:br/>
       <w:br/>
     </w:r>

--- a/tillsyn/A 52079-2024 tillsynsbegäran.docx
+++ b/tillsyn/A 52079-2024 tillsynsbegäran.docx
@@ -754,7 +754,7 @@
     <w:r>
       <w:tab/>
       <w:tab/>
-      <w:t>2025-05-20</w:t>
+      <w:t>2025-05-21</w:t>
       <w:br/>
       <w:br/>
     </w:r>

--- a/tillsyn/A 52079-2024 tillsynsbegäran.docx
+++ b/tillsyn/A 52079-2024 tillsynsbegäran.docx
@@ -754,7 +754,7 @@
     <w:r>
       <w:tab/>
       <w:tab/>
-      <w:t>2025-05-21</w:t>
+      <w:t>2025-05-22</w:t>
       <w:br/>
       <w:br/>
     </w:r>

--- a/tillsyn/A 52079-2024 tillsynsbegäran.docx
+++ b/tillsyn/A 52079-2024 tillsynsbegäran.docx
@@ -754,7 +754,7 @@
     <w:r>
       <w:tab/>
       <w:tab/>
-      <w:t>2025-05-22</w:t>
+      <w:t>2025-05-23</w:t>
       <w:br/>
       <w:br/>
     </w:r>

--- a/tillsyn/A 52079-2024 tillsynsbegäran.docx
+++ b/tillsyn/A 52079-2024 tillsynsbegäran.docx
@@ -754,7 +754,7 @@
     <w:r>
       <w:tab/>
       <w:tab/>
-      <w:t>2025-05-23</w:t>
+      <w:t>2025-05-24</w:t>
       <w:br/>
       <w:br/>
     </w:r>

--- a/tillsyn/A 52079-2024 tillsynsbegäran.docx
+++ b/tillsyn/A 52079-2024 tillsynsbegäran.docx
@@ -754,7 +754,7 @@
     <w:r>
       <w:tab/>
       <w:tab/>
-      <w:t>2025-05-24</w:t>
+      <w:t>2025-05-25</w:t>
       <w:br/>
       <w:br/>
     </w:r>

--- a/tillsyn/A 52079-2024 tillsynsbegäran.docx
+++ b/tillsyn/A 52079-2024 tillsynsbegäran.docx
@@ -754,7 +754,7 @@
     <w:r>
       <w:tab/>
       <w:tab/>
-      <w:t>2025-05-25</w:t>
+      <w:t>2025-05-26</w:t>
       <w:br/>
       <w:br/>
     </w:r>

--- a/tillsyn/A 52079-2024 tillsynsbegäran.docx
+++ b/tillsyn/A 52079-2024 tillsynsbegäran.docx
@@ -754,7 +754,7 @@
     <w:r>
       <w:tab/>
       <w:tab/>
-      <w:t>2025-05-26</w:t>
+      <w:t>2025-05-27</w:t>
       <w:br/>
       <w:br/>
     </w:r>

--- a/tillsyn/A 52079-2024 tillsynsbegäran.docx
+++ b/tillsyn/A 52079-2024 tillsynsbegäran.docx
@@ -754,7 +754,7 @@
     <w:r>
       <w:tab/>
       <w:tab/>
-      <w:t>2025-05-27</w:t>
+      <w:t>2025-05-30</w:t>
       <w:br/>
       <w:br/>
     </w:r>

--- a/tillsyn/A 52079-2024 tillsynsbegäran.docx
+++ b/tillsyn/A 52079-2024 tillsynsbegäran.docx
@@ -754,7 +754,7 @@
     <w:r>
       <w:tab/>
       <w:tab/>
-      <w:t>2025-05-30</w:t>
+      <w:t>2025-06-01</w:t>
       <w:br/>
       <w:br/>
     </w:r>

--- a/tillsyn/A 52079-2024 tillsynsbegäran.docx
+++ b/tillsyn/A 52079-2024 tillsynsbegäran.docx
@@ -754,7 +754,7 @@
     <w:r>
       <w:tab/>
       <w:tab/>
-      <w:t>2025-06-01</w:t>
+      <w:t>2025-06-02</w:t>
       <w:br/>
       <w:br/>
     </w:r>

--- a/tillsyn/A 52079-2024 tillsynsbegäran.docx
+++ b/tillsyn/A 52079-2024 tillsynsbegäran.docx
@@ -754,7 +754,7 @@
     <w:r>
       <w:tab/>
       <w:tab/>
-      <w:t>2025-06-02</w:t>
+      <w:t>2025-06-03</w:t>
       <w:br/>
       <w:br/>
     </w:r>

--- a/tillsyn/A 52079-2024 tillsynsbegäran.docx
+++ b/tillsyn/A 52079-2024 tillsynsbegäran.docx
@@ -754,7 +754,7 @@
     <w:r>
       <w:tab/>
       <w:tab/>
-      <w:t>2025-06-03</w:t>
+      <w:t>2025-06-04</w:t>
       <w:br/>
       <w:br/>
     </w:r>

--- a/tillsyn/A 52079-2024 tillsynsbegäran.docx
+++ b/tillsyn/A 52079-2024 tillsynsbegäran.docx
@@ -754,7 +754,7 @@
     <w:r>
       <w:tab/>
       <w:tab/>
-      <w:t>2025-06-04</w:t>
+      <w:t>2025-06-05</w:t>
       <w:br/>
       <w:br/>
     </w:r>

--- a/tillsyn/A 52079-2024 tillsynsbegäran.docx
+++ b/tillsyn/A 52079-2024 tillsynsbegäran.docx
@@ -754,7 +754,7 @@
     <w:r>
       <w:tab/>
       <w:tab/>
-      <w:t>2025-06-13</w:t>
+      <w:t>2025-06-15</w:t>
       <w:br/>
       <w:br/>
     </w:r>

--- a/tillsyn/A 52079-2024 tillsynsbegäran.docx
+++ b/tillsyn/A 52079-2024 tillsynsbegäran.docx
@@ -754,7 +754,7 @@
     <w:r>
       <w:tab/>
       <w:tab/>
-      <w:t>2025-06-15</w:t>
+      <w:t>2025-06-16</w:t>
       <w:br/>
       <w:br/>
     </w:r>

--- a/tillsyn/A 52079-2024 tillsynsbegäran.docx
+++ b/tillsyn/A 52079-2024 tillsynsbegäran.docx
@@ -754,7 +754,7 @@
     <w:r>
       <w:tab/>
       <w:tab/>
-      <w:t>2025-06-16</w:t>
+      <w:t>2025-06-17</w:t>
       <w:br/>
       <w:br/>
     </w:r>

--- a/tillsyn/A 52079-2024 tillsynsbegäran.docx
+++ b/tillsyn/A 52079-2024 tillsynsbegäran.docx
@@ -754,7 +754,7 @@
     <w:r>
       <w:tab/>
       <w:tab/>
-      <w:t>2025-06-17</w:t>
+      <w:t>2025-06-18</w:t>
       <w:br/>
       <w:br/>
     </w:r>

--- a/tillsyn/A 52079-2024 tillsynsbegäran.docx
+++ b/tillsyn/A 52079-2024 tillsynsbegäran.docx
@@ -754,7 +754,7 @@
     <w:r>
       <w:tab/>
       <w:tab/>
-      <w:t>2025-06-18</w:t>
+      <w:t>2025-06-19</w:t>
       <w:br/>
       <w:br/>
     </w:r>

--- a/tillsyn/A 52079-2024 tillsynsbegäran.docx
+++ b/tillsyn/A 52079-2024 tillsynsbegäran.docx
@@ -754,7 +754,7 @@
     <w:r>
       <w:tab/>
       <w:tab/>
-      <w:t>2025-06-19</w:t>
+      <w:t>2025-06-20</w:t>
       <w:br/>
       <w:br/>
     </w:r>

--- a/tillsyn/A 52079-2024 tillsynsbegäran.docx
+++ b/tillsyn/A 52079-2024 tillsynsbegäran.docx
@@ -754,7 +754,7 @@
     <w:r>
       <w:tab/>
       <w:tab/>
-      <w:t>2025-06-20</w:t>
+      <w:t>2025-06-21</w:t>
       <w:br/>
       <w:br/>
     </w:r>

--- a/tillsyn/A 52079-2024 tillsynsbegäran.docx
+++ b/tillsyn/A 52079-2024 tillsynsbegäran.docx
@@ -754,7 +754,7 @@
     <w:r>
       <w:tab/>
       <w:tab/>
-      <w:t>2025-06-21</w:t>
+      <w:t>2025-06-22</w:t>
       <w:br/>
       <w:br/>
     </w:r>

--- a/tillsyn/A 52079-2024 tillsynsbegäran.docx
+++ b/tillsyn/A 52079-2024 tillsynsbegäran.docx
@@ -754,7 +754,7 @@
     <w:r>
       <w:tab/>
       <w:tab/>
-      <w:t>2025-06-22</w:t>
+      <w:t>2025-06-23</w:t>
       <w:br/>
       <w:br/>
     </w:r>

--- a/tillsyn/A 52079-2024 tillsynsbegäran.docx
+++ b/tillsyn/A 52079-2024 tillsynsbegäran.docx
@@ -754,7 +754,7 @@
     <w:r>
       <w:tab/>
       <w:tab/>
-      <w:t>2025-06-23</w:t>
+      <w:t>2025-06-24</w:t>
       <w:br/>
       <w:br/>
     </w:r>

--- a/tillsyn/A 52079-2024 tillsynsbegäran.docx
+++ b/tillsyn/A 52079-2024 tillsynsbegäran.docx
@@ -754,7 +754,7 @@
     <w:r>
       <w:tab/>
       <w:tab/>
-      <w:t>2025-06-24</w:t>
+      <w:t>2025-06-25</w:t>
       <w:br/>
       <w:br/>
     </w:r>

--- a/tillsyn/A 52079-2024 tillsynsbegäran.docx
+++ b/tillsyn/A 52079-2024 tillsynsbegäran.docx
@@ -754,7 +754,7 @@
     <w:r>
       <w:tab/>
       <w:tab/>
-      <w:t>2025-06-25</w:t>
+      <w:t>2025-06-26</w:t>
       <w:br/>
       <w:br/>
     </w:r>

--- a/tillsyn/A 52079-2024 tillsynsbegäran.docx
+++ b/tillsyn/A 52079-2024 tillsynsbegäran.docx
@@ -754,7 +754,7 @@
     <w:r>
       <w:tab/>
       <w:tab/>
-      <w:t>2025-06-26</w:t>
+      <w:t>2025-06-27</w:t>
       <w:br/>
       <w:br/>
     </w:r>

--- a/tillsyn/A 52079-2024 tillsynsbegäran.docx
+++ b/tillsyn/A 52079-2024 tillsynsbegäran.docx
@@ -754,7 +754,7 @@
     <w:r>
       <w:tab/>
       <w:tab/>
-      <w:t>2025-06-27</w:t>
+      <w:t>2025-06-28</w:t>
       <w:br/>
       <w:br/>
     </w:r>

--- a/tillsyn/A 52079-2024 tillsynsbegäran.docx
+++ b/tillsyn/A 52079-2024 tillsynsbegäran.docx
@@ -754,7 +754,7 @@
     <w:r>
       <w:tab/>
       <w:tab/>
-      <w:t>2025-06-28</w:t>
+      <w:t>2025-06-29</w:t>
       <w:br/>
       <w:br/>
     </w:r>

--- a/tillsyn/A 52079-2024 tillsynsbegäran.docx
+++ b/tillsyn/A 52079-2024 tillsynsbegäran.docx
@@ -754,7 +754,7 @@
     <w:r>
       <w:tab/>
       <w:tab/>
-      <w:t>2025-06-29</w:t>
+      <w:t>2025-06-30</w:t>
       <w:br/>
       <w:br/>
     </w:r>

--- a/tillsyn/A 52079-2024 tillsynsbegäran.docx
+++ b/tillsyn/A 52079-2024 tillsynsbegäran.docx
@@ -754,7 +754,7 @@
     <w:r>
       <w:tab/>
       <w:tab/>
-      <w:t>2025-06-30</w:t>
+      <w:t>2025-07-01</w:t>
       <w:br/>
       <w:br/>
     </w:r>

--- a/tillsyn/A 52079-2024 tillsynsbegäran.docx
+++ b/tillsyn/A 52079-2024 tillsynsbegäran.docx
@@ -754,7 +754,7 @@
     <w:r>
       <w:tab/>
       <w:tab/>
-      <w:t>2025-07-01</w:t>
+      <w:t>2025-07-02</w:t>
       <w:br/>
       <w:br/>
     </w:r>

--- a/tillsyn/A 52079-2024 tillsynsbegäran.docx
+++ b/tillsyn/A 52079-2024 tillsynsbegäran.docx
@@ -754,7 +754,7 @@
     <w:r>
       <w:tab/>
       <w:tab/>
-      <w:t>2025-07-02</w:t>
+      <w:t>2025-07-03</w:t>
       <w:br/>
       <w:br/>
     </w:r>

--- a/tillsyn/A 52079-2024 tillsynsbegäran.docx
+++ b/tillsyn/A 52079-2024 tillsynsbegäran.docx
@@ -754,7 +754,7 @@
     <w:r>
       <w:tab/>
       <w:tab/>
-      <w:t>2025-07-03</w:t>
+      <w:t>2025-07-04</w:t>
       <w:br/>
       <w:br/>
     </w:r>

--- a/tillsyn/A 52079-2024 tillsynsbegäran.docx
+++ b/tillsyn/A 52079-2024 tillsynsbegäran.docx
@@ -754,7 +754,7 @@
     <w:r>
       <w:tab/>
       <w:tab/>
-      <w:t>2025-07-04</w:t>
+      <w:t>2025-07-05</w:t>
       <w:br/>
       <w:br/>
     </w:r>

--- a/tillsyn/A 52079-2024 tillsynsbegäran.docx
+++ b/tillsyn/A 52079-2024 tillsynsbegäran.docx
@@ -754,7 +754,7 @@
     <w:r>
       <w:tab/>
       <w:tab/>
-      <w:t>2025-07-05</w:t>
+      <w:t>2025-07-06</w:t>
       <w:br/>
       <w:br/>
     </w:r>

--- a/tillsyn/A 52079-2024 tillsynsbegäran.docx
+++ b/tillsyn/A 52079-2024 tillsynsbegäran.docx
@@ -754,7 +754,7 @@
     <w:r>
       <w:tab/>
       <w:tab/>
-      <w:t>2025-07-06</w:t>
+      <w:t>2025-07-07</w:t>
       <w:br/>
       <w:br/>
     </w:r>

--- a/tillsyn/A 52079-2024 tillsynsbegäran.docx
+++ b/tillsyn/A 52079-2024 tillsynsbegäran.docx
@@ -754,7 +754,7 @@
     <w:r>
       <w:tab/>
       <w:tab/>
-      <w:t>2025-07-07</w:t>
+      <w:t>2025-07-08</w:t>
       <w:br/>
       <w:br/>
     </w:r>

--- a/tillsyn/A 52079-2024 tillsynsbegäran.docx
+++ b/tillsyn/A 52079-2024 tillsynsbegäran.docx
@@ -131,7 +131,25 @@
         <w:t>Lunglav (NT)</w:t>
       </w:r>
       <w:r>
-        <w:t xml:space="preserve"> är en av vårt lands främsta signalarter som överallt indikerar gamla lövträd, skogsbestånd med höga naturvärden och ekosystem med lång skoglig kontinuitet. Lokalt kan förekomsten vara mycket riklig men den hittas nästan enbart i gamla och ej slutavverkade skogar. Artens samtliga förekomster bör uppmärksammas från naturvårdssynpunkt, då många lokaler även hyser andra ovanliga och rödlistade arter. Rikliga förekomster bör skyddas med biotopskydd, frivilliga avsättningar eller reservat (SLU Artdatabanken, 2024; Nitare &amp; Skogsstyrelsen, 2019).</w:t>
+        <w:t xml:space="preserve"> är en av vårt lands främsta signalarter som överallt indikerar gamla lövträd, skogsbestånd med höga naturvärden och ekosystem med lång skoglig kontinuitet. Lokalt kan förekomsten vara mycket riklig men den hittas nästan enbart i gamla och ej slutavverkade skogar. Artens samtliga förekomster bör uppmärksammas från naturvårdssynpunkt, då många lokaler även hyser andra ovanliga och rödlistade arter. Rikliga förekomster bör skyddas med biotopskydd, frivilliga avsättningar eller reservat. Det finns ett antal sällsynta lavparasiter som växer på lunglav: lunglavsknapp (VU), skrovelmössing (DD), lunglavshårprick (DD), </w:t>
+      </w:r>
+      <w:r>
+        <w:rPr>
+          <w:i/>
+        </w:rPr>
+        <w:t>Calycina alstrupii</w:t>
+      </w:r>
+      <w:r>
+        <w:t xml:space="preserve"> (NA) och </w:t>
+      </w:r>
+      <w:r>
+        <w:rPr>
+          <w:i/>
+        </w:rPr>
+        <w:t>Chalara lobariae</w:t>
+      </w:r>
+      <w:r>
+        <w:t xml:space="preserve"> (NA) (SLU Artdatabanken, 2025; SLU Artdatabanken, 2024; Nitare &amp; Skogsstyrelsen, 2019).</w:t>
       </w:r>
     </w:p>
     <w:p>
@@ -366,7 +384,7 @@
         <w:t>Plectocarpon lichenum</w:t>
       </w:r>
       <w:r>
-        <w:t xml:space="preserve"> (VU). Det finns ytterligare två rödlistade parasiter vilka bara förekommer på lunglav, Skrovelmössing </w:t>
+        <w:t xml:space="preserve"> (VU). Det finns ytterligare ett antal parasiter vilka bara förekommer på lunglav: Skrovelmössing </w:t>
       </w:r>
       <w:r>
         <w:rPr>
@@ -384,7 +402,25 @@
         <w:t>Niesslia lobariae</w:t>
       </w:r>
       <w:r>
-        <w:t xml:space="preserve"> (rödlistad som Kunskapsbrist DD). Skrovelmössing (DD) har små svarta apothecier och bruna, 1-septerade sporer och Lunglavshårprick (DD) har brunhåriga perithecier och färglösa, 1-septerade sporer (SLU Artdatabanken, 2024; Nitare &amp; Skogsstyrelsen, 2019).</w:t>
+        <w:t xml:space="preserve"> (rödlistad som Kunskapsbrist DD). Skrovelmössing (DD) har små svarta apothecier och bruna, 1-septerade sporer och Lunglavshårprick (DD) har brunhåriga perithecier och färglösa, 1-septerade sporer. Nyligen har ytterligare två lavparasiter påträffats i Sverige som växer på lunglav: </w:t>
+      </w:r>
+      <w:r>
+        <w:rPr>
+          <w:i/>
+        </w:rPr>
+        <w:t>Calycina alstrupii</w:t>
+      </w:r>
+      <w:r>
+        <w:t xml:space="preserve"> (NA) och </w:t>
+      </w:r>
+      <w:r>
+        <w:rPr>
+          <w:i/>
+        </w:rPr>
+        <w:t>Chalara lobariae</w:t>
+      </w:r>
+      <w:r>
+        <w:t xml:space="preserve"> (NA) (SLU Artdatabanken, 2025; SLU Artdatabanken, 2024; Nitare &amp; Skogsstyrelsen, 2019).</w:t>
       </w:r>
     </w:p>
     <w:p>
@@ -421,6 +457,20 @@
       </w:r>
       <w:r>
         <w:t>SLU Artdatabanken, Uppsala.</w:t>
+      </w:r>
+    </w:p>
+    <w:p>
+      <w:r>
+        <w:t xml:space="preserve">SLU Artdatabanken, 2025. </w:t>
+      </w:r>
+      <w:r>
+        <w:rPr>
+          <w:i/>
+        </w:rPr>
+        <w:t xml:space="preserve">Över 20 nya lavparasiter för Sverige. </w:t>
+      </w:r>
+      <w:r>
+        <w:t>https://www.slu.se/artdatabanken/arter-och-natur/artiklar/over-20-nya-lavparasiter-for-sverige/</w:t>
       </w:r>
     </w:p>
     <w:p>
@@ -754,7 +804,7 @@
     <w:r>
       <w:tab/>
       <w:tab/>
-      <w:t>2025-07-08</w:t>
+      <w:t>2025-07-09</w:t>
       <w:br/>
       <w:br/>
     </w:r>

--- a/tillsyn/A 52079-2024 tillsynsbegäran.docx
+++ b/tillsyn/A 52079-2024 tillsynsbegäran.docx
@@ -804,7 +804,7 @@
     <w:r>
       <w:tab/>
       <w:tab/>
-      <w:t>2025-07-09</w:t>
+      <w:t>2025-07-11</w:t>
       <w:br/>
       <w:br/>
     </w:r>

--- a/tillsyn/A 52079-2024 tillsynsbegäran.docx
+++ b/tillsyn/A 52079-2024 tillsynsbegäran.docx
@@ -804,7 +804,7 @@
     <w:r>
       <w:tab/>
       <w:tab/>
-      <w:t>2025-07-11</w:t>
+      <w:t>2025-07-12</w:t>
       <w:br/>
       <w:br/>
     </w:r>

--- a/tillsyn/A 52079-2024 tillsynsbegäran.docx
+++ b/tillsyn/A 52079-2024 tillsynsbegäran.docx
@@ -804,7 +804,7 @@
     <w:r>
       <w:tab/>
       <w:tab/>
-      <w:t>2025-07-12</w:t>
+      <w:t>2025-07-13</w:t>
       <w:br/>
       <w:br/>
     </w:r>

--- a/tillsyn/A 52079-2024 tillsynsbegäran.docx
+++ b/tillsyn/A 52079-2024 tillsynsbegäran.docx
@@ -804,7 +804,7 @@
     <w:r>
       <w:tab/>
       <w:tab/>
-      <w:t>2025-07-13</w:t>
+      <w:t>2025-07-14</w:t>
       <w:br/>
       <w:br/>
     </w:r>

--- a/tillsyn/A 52079-2024 tillsynsbegäran.docx
+++ b/tillsyn/A 52079-2024 tillsynsbegäran.docx
@@ -804,7 +804,7 @@
     <w:r>
       <w:tab/>
       <w:tab/>
-      <w:t>2025-08-06</w:t>
+      <w:t>2025-08-09</w:t>
       <w:br/>
       <w:br/>
     </w:r>
